--- a/content/docs/proposal-templates/tessgi_small_large_template_Cycle9.docx
+++ b/content/docs/proposal-templates/tessgi_small_large_template_Cycle9.docx
@@ -1883,7 +1883,19 @@
         <w:ind w:left="-15" w:firstLine="351"/>
       </w:pPr>
       <w:r>
-        <w:t>Questions about OSDMPs can be sent to SARA@nasa.gov or the program scientist Hannah Jang-Condell (hannah.jang-condell@nasa.gov).</w:t>
+        <w:t xml:space="preserve">Questions about OSDMPs can be sent to SARA@nasa.gov or the program scientist </w:t>
+      </w:r>
+      <w:r>
+        <w:t>Josh Pepper (</w:t>
+      </w:r>
+      <w:r>
+        <w:t>joshua.a.pepper@nasa.gov</w:t>
+      </w:r>
+      <w:r>
+        <w:t>)</w:t>
+      </w:r>
+      <w:r>
+        <w:t>.</w:t>
       </w:r>
     </w:p>
     <w:p>
